--- a/rus/docx/018.content.docx
+++ b/rus/docx/018.content.docx
@@ -150,26 +150,6 @@
           <w:lang w:val="ru_RU" w:bidi="ru_RU"/>
         </w:rPr>
         <w:t>Ц</w:t>
-      </w:r>
-      <w:r>
-        <w:rPr>
-          <w:lang w:val="ru_RU" w:bidi="ru_RU"/>
-        </w:rPr>
-      </w:r>
-    </w:p>
-    <w:p>
-      <w:pPr/>
-      <w:r>
-        <w:rPr>
-          <w:lang w:val="ru_RU" w:bidi="ru_RU"/>
-        </w:rPr>
-      </w:r>
-      <w:r>
-        <w:rPr>
-          <w:i/>
-          <w:lang w:val="ru_RU" w:bidi="ru_RU"/>
-        </w:rPr>
-        <w:t>Церковные Собрания</w:t>
       </w:r>
       <w:r>
         <w:rPr>

--- a/rus/docx/018.content.docx
+++ b/rus/docx/018.content.docx
@@ -19,7 +19,7 @@
         <w:rPr>
           <w:lang w:val="ru_RU" w:bidi="ru_RU"/>
         </w:rPr>
-        <w:t>Resource: Библейский словарь (Тиндейл)</w:t>
+        <w:t>Resource: Tyndale Open Bible Dictionary</w:t>
       </w:r>
       <w:r>
         <w:rPr>
@@ -112,7 +112,7 @@
         <w:rPr>
           <w:lang w:val="ru_RU" w:bidi="ru_RU"/>
         </w:rPr>
-        <w:t>Библейский словарь (Тиндейл)</w:t>
+        <w:t>Tyndale Open Bible Dictionary</w:t>
       </w:r>
     </w:p>
     <w:p>

--- a/rus/docx/018.content.docx
+++ b/rus/docx/018.content.docx
@@ -19,7 +19,7 @@
         <w:rPr>
           <w:lang w:val="ru_RU" w:bidi="ru_RU"/>
         </w:rPr>
-        <w:t>Resource: Tyndale Open Bible Dictionary</w:t>
+        <w:t>Resource: Aquifer Open Bible Dictionary</w:t>
       </w:r>
       <w:r>
         <w:rPr>
@@ -112,7 +112,7 @@
         <w:rPr>
           <w:lang w:val="ru_RU" w:bidi="ru_RU"/>
         </w:rPr>
-        <w:t>Tyndale Open Bible Dictionary</w:t>
+        <w:t>Aquifer Open Bible Dictionary</w:t>
       </w:r>
     </w:p>
     <w:p>

--- a/rus/docx/018.content.docx
+++ b/rus/docx/018.content.docx
@@ -233,54 +233,36 @@
         </w:rPr>
         <w:t>Совместные встречи верующих. В Новом Завете греческое слово «ekklesia» (которое обычно переводится как «церковь») в основном используется в двух значениях: (1) для описания совместной встречи людей или собрания, и (2) для обозначения людей, принимающих участие в таком совместном собрании, не зависимо от того, являются ли они частью этого собрания или нет. В нескольких отрывках Нового Завета говорится о не религиозном собрании принятом в греко-римском мире (</w:t>
       </w:r>
-      <w:hyperlink r:id="rId13">
-        <w:r>
-          <w:rPr>
-            <w:lang w:val="ru_RU" w:bidi="ru_RU"/>
-          </w:rPr>
-          <w:rPr>
-            <w:color w:val="0000EE"/>
-            <w:u w:val="single"/>
-          </w:rPr>
-          <w:t>Деян.19:32, 41</w:t>
-        </w:r>
-      </w:hyperlink>
+      <w:r>
+        <w:rPr>
+          <w:lang w:val="ru_RU" w:bidi="ru_RU"/>
+        </w:rPr>
+        <w:t>Деян.19:32, 41</w:t>
+      </w:r>
       <w:r>
         <w:rPr>
           <w:lang w:val="ru_RU" w:bidi="ru_RU"/>
         </w:rPr>
         <w:t xml:space="preserve">); в остальных же случаях речь идёт о христианских собраниях. Иногда слово «ekklesia» используется для обозначения совместной встречи христиан, т.е. о церковном собрании. Именно это имел в виду Павел в </w:t>
       </w:r>
-      <w:hyperlink r:id="rId14">
-        <w:r>
-          <w:rPr>
-            <w:lang w:val="ru_RU" w:bidi="ru_RU"/>
-          </w:rPr>
-          <w:rPr>
-            <w:color w:val="0000EE"/>
-            <w:u w:val="single"/>
-          </w:rPr>
-          <w:t>1Кор.14:19, 28</w:t>
-        </w:r>
-      </w:hyperlink>
+      <w:r>
+        <w:rPr>
+          <w:lang w:val="ru_RU" w:bidi="ru_RU"/>
+        </w:rPr>
+        <w:t>1Кор.14:19, 28</w:t>
+      </w:r>
       <w:r>
         <w:rPr>
           <w:lang w:val="ru_RU" w:bidi="ru_RU"/>
         </w:rPr>
         <w:t xml:space="preserve"> и </w:t>
       </w:r>
-      <w:hyperlink r:id="rId15">
-        <w:r>
-          <w:rPr>
-            <w:lang w:val="ru_RU" w:bidi="ru_RU"/>
-          </w:rPr>
-          <w:rPr>
-            <w:color w:val="0000EE"/>
-            <w:u w:val="single"/>
-          </w:rPr>
-          <w:t>35</w:t>
-        </w:r>
-      </w:hyperlink>
+      <w:r>
+        <w:rPr>
+          <w:lang w:val="ru_RU" w:bidi="ru_RU"/>
+        </w:rPr>
+        <w:t>35</w:t>
+      </w:r>
       <w:r>
         <w:rPr>
           <w:lang w:val="ru_RU" w:bidi="ru_RU"/>
@@ -355,36 +337,24 @@
         </w:rPr>
         <w:t xml:space="preserve">, находящихся в той же местности. Согласно книге </w:t>
       </w:r>
-      <w:hyperlink r:id="rId16">
-        <w:r>
-          <w:rPr>
-            <w:lang w:val="ru_RU" w:bidi="ru_RU"/>
-          </w:rPr>
-          <w:rPr>
-            <w:color w:val="0000EE"/>
-            <w:u w:val="single"/>
-          </w:rPr>
-          <w:t>Деяния 14:23</w:t>
-        </w:r>
-      </w:hyperlink>
+      <w:r>
+        <w:rPr>
+          <w:lang w:val="ru_RU" w:bidi="ru_RU"/>
+        </w:rPr>
+        <w:t>Деяния 14:23</w:t>
+      </w:r>
       <w:r>
         <w:rPr>
           <w:lang w:val="ru_RU" w:bidi="ru_RU"/>
         </w:rPr>
         <w:t xml:space="preserve"> и </w:t>
       </w:r>
-      <w:hyperlink r:id="rId17">
-        <w:r>
-          <w:rPr>
-            <w:lang w:val="ru_RU" w:bidi="ru_RU"/>
-          </w:rPr>
-          <w:rPr>
-            <w:color w:val="0000EE"/>
-            <w:u w:val="single"/>
-          </w:rPr>
-          <w:t>Послание к Титу 1:5</w:t>
-        </w:r>
-      </w:hyperlink>
+      <w:r>
+        <w:rPr>
+          <w:lang w:val="ru_RU" w:bidi="ru_RU"/>
+        </w:rPr>
+        <w:t>Послание к Титу 1:5</w:t>
+      </w:r>
       <w:r>
         <w:rPr>
           <w:lang w:val="ru_RU" w:bidi="ru_RU"/>
@@ -405,198 +375,132 @@
         </w:rPr>
         <w:t xml:space="preserve">Церковь в Иерусалиме должна была состоять из нескольких домашних церквей (см. </w:t>
       </w:r>
-      <w:hyperlink r:id="rId18">
-        <w:r>
-          <w:rPr>
-            <w:lang w:val="ru_RU" w:bidi="ru_RU"/>
-          </w:rPr>
-          <w:rPr>
-            <w:color w:val="0000EE"/>
-            <w:u w:val="single"/>
-          </w:rPr>
-          <w:t>Деян.2:46</w:t>
-        </w:r>
-      </w:hyperlink>
+      <w:r>
+        <w:rPr>
+          <w:lang w:val="ru_RU" w:bidi="ru_RU"/>
+        </w:rPr>
+        <w:t>Деян.2:46</w:t>
+      </w:r>
       <w:r>
         <w:rPr>
           <w:lang w:val="ru_RU" w:bidi="ru_RU"/>
         </w:rPr>
         <w:t xml:space="preserve">; </w:t>
       </w:r>
-      <w:hyperlink r:id="rId19">
-        <w:r>
-          <w:rPr>
-            <w:lang w:val="ru_RU" w:bidi="ru_RU"/>
-          </w:rPr>
-          <w:rPr>
-            <w:color w:val="0000EE"/>
-            <w:u w:val="single"/>
-          </w:rPr>
-          <w:t>5:42</w:t>
-        </w:r>
-      </w:hyperlink>
+      <w:r>
+        <w:rPr>
+          <w:lang w:val="ru_RU" w:bidi="ru_RU"/>
+        </w:rPr>
+        <w:t>5:42</w:t>
+      </w:r>
       <w:r>
         <w:rPr>
           <w:lang w:val="ru_RU" w:bidi="ru_RU"/>
         </w:rPr>
         <w:t xml:space="preserve">; </w:t>
       </w:r>
-      <w:hyperlink r:id="rId20">
-        <w:r>
-          <w:rPr>
-            <w:lang w:val="ru_RU" w:bidi="ru_RU"/>
-          </w:rPr>
-          <w:rPr>
-            <w:color w:val="0000EE"/>
-            <w:u w:val="single"/>
-          </w:rPr>
-          <w:t>8:3</w:t>
-        </w:r>
-      </w:hyperlink>
+      <w:r>
+        <w:rPr>
+          <w:lang w:val="ru_RU" w:bidi="ru_RU"/>
+        </w:rPr>
+        <w:t>8:3</w:t>
+      </w:r>
       <w:r>
         <w:rPr>
           <w:lang w:val="ru_RU" w:bidi="ru_RU"/>
         </w:rPr>
         <w:t xml:space="preserve">; </w:t>
       </w:r>
-      <w:hyperlink r:id="rId21">
-        <w:r>
-          <w:rPr>
-            <w:lang w:val="ru_RU" w:bidi="ru_RU"/>
-          </w:rPr>
-          <w:rPr>
-            <w:color w:val="0000EE"/>
-            <w:u w:val="single"/>
-          </w:rPr>
-          <w:t>12:5, 12</w:t>
-        </w:r>
-      </w:hyperlink>
+      <w:r>
+        <w:rPr>
+          <w:lang w:val="ru_RU" w:bidi="ru_RU"/>
+        </w:rPr>
+        <w:t>12:5, 12</w:t>
+      </w:r>
       <w:r>
         <w:rPr>
           <w:lang w:val="ru_RU" w:bidi="ru_RU"/>
         </w:rPr>
         <w:t xml:space="preserve">), как и церковь в Риме (см. </w:t>
       </w:r>
-      <w:hyperlink r:id="rId22">
-        <w:r>
-          <w:rPr>
-            <w:lang w:val="ru_RU" w:bidi="ru_RU"/>
-          </w:rPr>
-          <w:rPr>
-            <w:color w:val="0000EE"/>
-            <w:u w:val="single"/>
-          </w:rPr>
-          <w:t>Рим.16:3–5, 14–15</w:t>
-        </w:r>
-      </w:hyperlink>
+      <w:r>
+        <w:rPr>
+          <w:lang w:val="ru_RU" w:bidi="ru_RU"/>
+        </w:rPr>
+        <w:t>Рим.16:3–5, 14–15</w:t>
+      </w:r>
       <w:r>
         <w:rPr>
           <w:lang w:val="ru_RU" w:bidi="ru_RU"/>
         </w:rPr>
         <w:t xml:space="preserve"> и комментарии ниже). Небольшая поместная церковь могла состоять из единственной домашней группы — вероятно, такая ситуация была в церкви в Колоссах (см. </w:t>
       </w:r>
-      <w:hyperlink r:id="rId23">
-        <w:r>
-          <w:rPr>
-            <w:lang w:val="ru_RU" w:bidi="ru_RU"/>
-          </w:rPr>
-          <w:rPr>
-            <w:color w:val="0000EE"/>
-            <w:u w:val="single"/>
-          </w:rPr>
-          <w:t>Флм.1:2</w:t>
-        </w:r>
-      </w:hyperlink>
+      <w:r>
+        <w:rPr>
+          <w:lang w:val="ru_RU" w:bidi="ru_RU"/>
+        </w:rPr>
+        <w:t>Флм.1:2</w:t>
+      </w:r>
       <w:r>
         <w:rPr>
           <w:lang w:val="ru_RU" w:bidi="ru_RU"/>
         </w:rPr>
         <w:t xml:space="preserve"> и комментарии ниже). Но такая ситуация была невозможна для больших городов, подобно Иерусалиму, Риму и Ефесу, которые состояли из нескольких «домашних церквей» (см. </w:t>
       </w:r>
-      <w:hyperlink r:id="rId24">
-        <w:r>
-          <w:rPr>
-            <w:lang w:val="ru_RU" w:bidi="ru_RU"/>
-          </w:rPr>
-          <w:rPr>
-            <w:color w:val="0000EE"/>
-            <w:u w:val="single"/>
-          </w:rPr>
-          <w:t>1Кор.16:19–20</w:t>
-        </w:r>
-      </w:hyperlink>
+      <w:r>
+        <w:rPr>
+          <w:lang w:val="ru_RU" w:bidi="ru_RU"/>
+        </w:rPr>
+        <w:t>1Кор.16:19–20</w:t>
+      </w:r>
       <w:r>
         <w:rPr>
           <w:lang w:val="ru_RU" w:bidi="ru_RU"/>
         </w:rPr>
         <w:t xml:space="preserve">, написанное из Ефеса, и комментарии ниже). Это подтверждает изучение отрывков, в которых говорится о «домашней церкви». К таким отрывкам можно отнести </w:t>
       </w:r>
-      <w:hyperlink r:id="rId22">
-        <w:r>
-          <w:rPr>
-            <w:lang w:val="ru_RU" w:bidi="ru_RU"/>
-          </w:rPr>
-          <w:rPr>
-            <w:color w:val="0000EE"/>
-            <w:u w:val="single"/>
-          </w:rPr>
-          <w:t>Послание к Римлянам 16:3–5, 14–15</w:t>
-        </w:r>
-      </w:hyperlink>
+      <w:r>
+        <w:rPr>
+          <w:lang w:val="ru_RU" w:bidi="ru_RU"/>
+        </w:rPr>
+        <w:t>Послание к Римлянам 16:3–5, 14–15</w:t>
+      </w:r>
       <w:r>
         <w:rPr>
           <w:lang w:val="ru_RU" w:bidi="ru_RU"/>
         </w:rPr>
         <w:t xml:space="preserve">; </w:t>
       </w:r>
-      <w:hyperlink r:id="rId24">
-        <w:r>
-          <w:rPr>
-            <w:lang w:val="ru_RU" w:bidi="ru_RU"/>
-          </w:rPr>
-          <w:rPr>
-            <w:color w:val="0000EE"/>
-            <w:u w:val="single"/>
-          </w:rPr>
-          <w:t>Первое послание к Коринфянам 16:19–20</w:t>
-        </w:r>
-      </w:hyperlink>
+      <w:r>
+        <w:rPr>
+          <w:lang w:val="ru_RU" w:bidi="ru_RU"/>
+        </w:rPr>
+        <w:t>Первое послание к Коринфянам 16:19–20</w:t>
+      </w:r>
       <w:r>
         <w:rPr>
           <w:lang w:val="ru_RU" w:bidi="ru_RU"/>
         </w:rPr>
         <w:t xml:space="preserve">; </w:t>
       </w:r>
-      <w:hyperlink r:id="rId25">
-        <w:r>
-          <w:rPr>
-            <w:lang w:val="ru_RU" w:bidi="ru_RU"/>
-          </w:rPr>
-          <w:rPr>
-            <w:color w:val="0000EE"/>
-            <w:u w:val="single"/>
-          </w:rPr>
-          <w:t>Послание к Колоссянам 4:15–16</w:t>
-        </w:r>
-      </w:hyperlink>
+      <w:r>
+        <w:rPr>
+          <w:lang w:val="ru_RU" w:bidi="ru_RU"/>
+        </w:rPr>
+        <w:t>Послание к Колоссянам 4:15–16</w:t>
+      </w:r>
       <w:r>
         <w:rPr>
           <w:lang w:val="ru_RU" w:bidi="ru_RU"/>
         </w:rPr>
         <w:t xml:space="preserve">; и </w:t>
       </w:r>
-      <w:hyperlink r:id="rId26">
-        <w:r>
-          <w:rPr>
-            <w:lang w:val="ru_RU" w:bidi="ru_RU"/>
-          </w:rPr>
-          <w:rPr>
-            <w:color w:val="0000EE"/>
-            <w:u w:val="single"/>
-          </w:rPr>
-          <w:t>Послание к Филимону 1:1–2</w:t>
-        </w:r>
-      </w:hyperlink>
+      <w:r>
+        <w:rPr>
+          <w:lang w:val="ru_RU" w:bidi="ru_RU"/>
+        </w:rPr>
+        <w:t>Послание к Филимону 1:1–2</w:t>
+      </w:r>
       <w:r>
         <w:rPr>
           <w:lang w:val="ru_RU" w:bidi="ru_RU"/>
@@ -628,18 +532,12 @@
         </w:rPr>
         <w:t>В последней главе Послания к Римлянам Павел просит верующих в Риме, которым он написал данное письмо, приветствовать Присциллу и Акилу, а также церковь, которая собиралась у них дома (</w:t>
       </w:r>
-      <w:hyperlink r:id="rId22">
-        <w:r>
-          <w:rPr>
-            <w:lang w:val="ru_RU" w:bidi="ru_RU"/>
-          </w:rPr>
-          <w:rPr>
-            <w:color w:val="0000EE"/>
-            <w:u w:val="single"/>
-          </w:rPr>
-          <w:t>16:3–5</w:t>
-        </w:r>
-      </w:hyperlink>
+      <w:r>
+        <w:rPr>
+          <w:lang w:val="ru_RU" w:bidi="ru_RU"/>
+        </w:rPr>
+        <w:t>16:3–5</w:t>
+      </w:r>
       <w:r>
         <w:rPr>
           <w:lang w:val="ru_RU" w:bidi="ru_RU"/>
@@ -660,126 +558,84 @@
         </w:rPr>
         <w:t>Послание Павла к Римлянам было адресовано «всем находящимся в Риме возлюбленным Божьим» (</w:t>
       </w:r>
-      <w:hyperlink r:id="rId27">
-        <w:r>
-          <w:rPr>
-            <w:lang w:val="ru_RU" w:bidi="ru_RU"/>
-          </w:rPr>
-          <w:rPr>
-            <w:color w:val="0000EE"/>
-            <w:u w:val="single"/>
-          </w:rPr>
-          <w:t>1:7</w:t>
-        </w:r>
-      </w:hyperlink>
+      <w:r>
+        <w:rPr>
+          <w:lang w:val="ru_RU" w:bidi="ru_RU"/>
+        </w:rPr>
+        <w:t>1:7</w:t>
+      </w:r>
       <w:r>
         <w:rPr>
           <w:lang w:val="ru_RU" w:bidi="ru_RU"/>
         </w:rPr>
         <w:t>), а не «церкви в Риме». К моменту написания этого письма ни Павел, ни кто-либо из апостолов ещё не был в Риме. Вероятно, данная церковь была основана иудеями, жившими в Риме, которые обратились в христианство во время посещения Иерусалима в день Пятидесятницы (</w:t>
       </w:r>
-      <w:hyperlink r:id="rId28">
-        <w:r>
-          <w:rPr>
-            <w:lang w:val="ru_RU" w:bidi="ru_RU"/>
-          </w:rPr>
-          <w:rPr>
-            <w:color w:val="0000EE"/>
-            <w:u w:val="single"/>
-          </w:rPr>
-          <w:t>Деян.2:10</w:t>
-        </w:r>
-      </w:hyperlink>
+      <w:r>
+        <w:rPr>
+          <w:lang w:val="ru_RU" w:bidi="ru_RU"/>
+        </w:rPr>
+        <w:t>Деян.2:10</w:t>
+      </w:r>
       <w:r>
         <w:rPr>
           <w:lang w:val="ru_RU" w:bidi="ru_RU"/>
         </w:rPr>
         <w:t xml:space="preserve">) после своего возвращения. Поскольку церковь не была основана апостолами, возможно, в Римской церкви не было «рукоположенных» пресвитеров, и в разных частях Рима и его пригородах было несколько собраний верующих. Павел лично знал некоторых святых в Риме (к которым он обращался в последней главе), поэтому своё письмо он адресовал всем святым, находящимся в этой местности, а не конкретной поместной церкви, что было его обычной практикой (см. </w:t>
       </w:r>
-      <w:hyperlink r:id="rId29">
-        <w:r>
-          <w:rPr>
-            <w:lang w:val="ru_RU" w:bidi="ru_RU"/>
-          </w:rPr>
-          <w:rPr>
-            <w:color w:val="0000EE"/>
-            <w:u w:val="single"/>
-          </w:rPr>
-          <w:t>1Кор.1:1</w:t>
-        </w:r>
-      </w:hyperlink>
+      <w:r>
+        <w:rPr>
+          <w:lang w:val="ru_RU" w:bidi="ru_RU"/>
+        </w:rPr>
+        <w:t>1Кор.1:1</w:t>
+      </w:r>
       <w:r>
         <w:rPr>
           <w:lang w:val="ru_RU" w:bidi="ru_RU"/>
         </w:rPr>
         <w:t xml:space="preserve">; </w:t>
       </w:r>
-      <w:hyperlink r:id="rId30">
-        <w:r>
-          <w:rPr>
-            <w:lang w:val="ru_RU" w:bidi="ru_RU"/>
-          </w:rPr>
-          <w:rPr>
-            <w:color w:val="0000EE"/>
-            <w:u w:val="single"/>
-          </w:rPr>
-          <w:t>2Кор.1:1</w:t>
-        </w:r>
-      </w:hyperlink>
+      <w:r>
+        <w:rPr>
+          <w:lang w:val="ru_RU" w:bidi="ru_RU"/>
+        </w:rPr>
+        <w:t>2Кор.1:1</w:t>
+      </w:r>
       <w:r>
         <w:rPr>
           <w:lang w:val="ru_RU" w:bidi="ru_RU"/>
         </w:rPr>
         <w:t xml:space="preserve">; </w:t>
       </w:r>
-      <w:hyperlink r:id="rId31">
-        <w:r>
-          <w:rPr>
-            <w:lang w:val="ru_RU" w:bidi="ru_RU"/>
-          </w:rPr>
-          <w:rPr>
-            <w:color w:val="0000EE"/>
-            <w:u w:val="single"/>
-          </w:rPr>
-          <w:t>1Фес.1:1</w:t>
-        </w:r>
-      </w:hyperlink>
+      <w:r>
+        <w:rPr>
+          <w:lang w:val="ru_RU" w:bidi="ru_RU"/>
+        </w:rPr>
+        <w:t>1Фес.1:1</w:t>
+      </w:r>
       <w:r>
         <w:rPr>
           <w:lang w:val="ru_RU" w:bidi="ru_RU"/>
         </w:rPr>
         <w:t xml:space="preserve">; </w:t>
       </w:r>
-      <w:hyperlink r:id="rId32">
-        <w:r>
-          <w:rPr>
-            <w:lang w:val="ru_RU" w:bidi="ru_RU"/>
-          </w:rPr>
-          <w:rPr>
-            <w:color w:val="0000EE"/>
-            <w:u w:val="single"/>
-          </w:rPr>
-          <w:t>2Фес.1:1</w:t>
-        </w:r>
-      </w:hyperlink>
+      <w:r>
+        <w:rPr>
+          <w:lang w:val="ru_RU" w:bidi="ru_RU"/>
+        </w:rPr>
+        <w:t>2Фес.1:1</w:t>
+      </w:r>
       <w:r>
         <w:rPr>
           <w:lang w:val="ru_RU" w:bidi="ru_RU"/>
         </w:rPr>
         <w:t xml:space="preserve">). Тем не менее «все святые в Риме» составляли «церковь в Риме» (ср. </w:t>
       </w:r>
-      <w:hyperlink r:id="rId33">
-        <w:r>
-          <w:rPr>
-            <w:lang w:val="ru_RU" w:bidi="ru_RU"/>
-          </w:rPr>
-          <w:rPr>
-            <w:color w:val="0000EE"/>
-            <w:u w:val="single"/>
-          </w:rPr>
-          <w:t>Фил.1:1</w:t>
-        </w:r>
-      </w:hyperlink>
+      <w:r>
+        <w:rPr>
+          <w:lang w:val="ru_RU" w:bidi="ru_RU"/>
+        </w:rPr>
+        <w:t>Фил.1:1</w:t>
+      </w:r>
       <w:r>
         <w:rPr>
           <w:lang w:val="ru_RU" w:bidi="ru_RU"/>
@@ -800,36 +656,24 @@
         </w:rPr>
         <w:t>В последней главе Послания к Римлянам Павел просит всех верующих в Риме (т.е. «поместной» церкви в Риме) приветствовать церковь в доме Присциллы и Акилы. Далее в этой же главе Павел просит церковь приветствовать Асинкрита, Флегонта, Ерма, Патрова, Ермия и других братьев. Затем он просит церковь приветствовать Филолога и Юлию, Нирея и его сестру, Олимпана, и всех святых с ними (</w:t>
       </w:r>
-      <w:hyperlink r:id="rId34">
-        <w:r>
-          <w:rPr>
-            <w:lang w:val="ru_RU" w:bidi="ru_RU"/>
-          </w:rPr>
-          <w:rPr>
-            <w:color w:val="0000EE"/>
-            <w:u w:val="single"/>
-          </w:rPr>
-          <w:t>16:14–15</w:t>
-        </w:r>
-      </w:hyperlink>
+      <w:r>
+        <w:rPr>
+          <w:lang w:val="ru_RU" w:bidi="ru_RU"/>
+        </w:rPr>
+        <w:t>16:14–15</w:t>
+      </w:r>
       <w:r>
         <w:rPr>
           <w:lang w:val="ru_RU" w:bidi="ru_RU"/>
         </w:rPr>
         <w:t xml:space="preserve">). Очевидно, что Павел выделял эти две группы верующих, которые, скорее всего, собирались вместе. (Возможно, Павел подразумевал ещё две группы в </w:t>
       </w:r>
-      <w:hyperlink r:id="rId35">
-        <w:r>
-          <w:rPr>
-            <w:lang w:val="ru_RU" w:bidi="ru_RU"/>
-          </w:rPr>
-          <w:rPr>
-            <w:color w:val="0000EE"/>
-            <w:u w:val="single"/>
-          </w:rPr>
-          <w:t>16:10–11</w:t>
-        </w:r>
-      </w:hyperlink>
+      <w:r>
+        <w:rPr>
+          <w:lang w:val="ru_RU" w:bidi="ru_RU"/>
+        </w:rPr>
+        <w:t>16:10–11</w:t>
+      </w:r>
       <w:r>
         <w:rPr>
           <w:lang w:val="ru_RU" w:bidi="ru_RU"/>
@@ -915,54 +759,36 @@
         </w:rPr>
         <w:t xml:space="preserve"> гл. 16) говорит, что быстрое увеличение числа христиан в Риме имело негативные последствия для них. Когда Павел писал Послание к Римлянам, он утверждал, что их вера была известна во всем мире (</w:t>
       </w:r>
-      <w:hyperlink r:id="rId36">
-        <w:r>
-          <w:rPr>
-            <w:lang w:val="ru_RU" w:bidi="ru_RU"/>
-          </w:rPr>
-          <w:rPr>
-            <w:color w:val="0000EE"/>
-            <w:u w:val="single"/>
-          </w:rPr>
-          <w:t>1:8</w:t>
-        </w:r>
-      </w:hyperlink>
+      <w:r>
+        <w:rPr>
+          <w:lang w:val="ru_RU" w:bidi="ru_RU"/>
+        </w:rPr>
+        <w:t>1:8</w:t>
+      </w:r>
       <w:r>
         <w:rPr>
           <w:lang w:val="ru_RU" w:bidi="ru_RU"/>
         </w:rPr>
         <w:t xml:space="preserve">), что указывает на то, что церковь в Риме уже оказала влияние в Средиземноморском регионе. Когда Павел приехал в Рим спустя три года (61 г. н. э.), он приехал в город, в котором уже была большая церковь. Из </w:t>
       </w:r>
-      <w:hyperlink r:id="rId37">
-        <w:r>
-          <w:rPr>
-            <w:lang w:val="ru_RU" w:bidi="ru_RU"/>
-          </w:rPr>
-          <w:rPr>
-            <w:color w:val="0000EE"/>
-            <w:u w:val="single"/>
-          </w:rPr>
-          <w:t>Послания к Римлянам 15:23</w:t>
-        </w:r>
-      </w:hyperlink>
+      <w:r>
+        <w:rPr>
+          <w:lang w:val="ru_RU" w:bidi="ru_RU"/>
+        </w:rPr>
+        <w:t>Послания к Римлянам 15:23</w:t>
+      </w:r>
       <w:r>
         <w:rPr>
           <w:lang w:val="ru_RU" w:bidi="ru_RU"/>
         </w:rPr>
         <w:t xml:space="preserve"> мы узнаём, что данная церковь появилась за несколько лет до того, как Павел написал к ним своё послание. Ко времени написания послания Павла церковь в Риме уже была достаточно большой. Поэтому вся церковь не могла собираться в доме Акилы и Прискиллы, у которых было достаточно скромное жилище (потому что они изготавливали палатки и не имели большого дома-особняка, который могли себе позволить состоятельные римляне, а не ремесленники). Более того, в </w:t>
       </w:r>
-      <w:hyperlink r:id="rId38">
-        <w:r>
-          <w:rPr>
-            <w:lang w:val="ru_RU" w:bidi="ru_RU"/>
-          </w:rPr>
-          <w:rPr>
-            <w:color w:val="0000EE"/>
-            <w:u w:val="single"/>
-          </w:rPr>
-          <w:t>16</w:t>
-        </w:r>
-      </w:hyperlink>
+      <w:r>
+        <w:rPr>
+          <w:lang w:val="ru_RU" w:bidi="ru_RU"/>
+        </w:rPr>
+        <w:t>16</w:t>
+      </w:r>
       <w:r>
         <w:rPr>
           <w:lang w:val="ru_RU" w:bidi="ru_RU"/>
@@ -983,180 +809,120 @@
         </w:rPr>
         <w:t xml:space="preserve">В Риме должно было быть несколько ekklesiai, то есть несколько домашних церквей, объединённых в одну поместную Римскую церковь. Например, христиане в Риме, скорее всего, встречались для поклонения в нескольких домах, таких как дом Прискиллы и Акилы. Другие домашние церкви упоминаются в </w:t>
       </w:r>
-      <w:hyperlink r:id="rId39">
-        <w:r>
-          <w:rPr>
-            <w:lang w:val="ru_RU" w:bidi="ru_RU"/>
-          </w:rPr>
-          <w:rPr>
-            <w:color w:val="0000EE"/>
-            <w:u w:val="single"/>
-          </w:rPr>
-          <w:t>Послании к Колоссянам 4:15</w:t>
-        </w:r>
-      </w:hyperlink>
+      <w:r>
+        <w:rPr>
+          <w:lang w:val="ru_RU" w:bidi="ru_RU"/>
+        </w:rPr>
+        <w:t>Послании к Колоссянам 4:15</w:t>
+      </w:r>
       <w:r>
         <w:rPr>
           <w:lang w:val="ru_RU" w:bidi="ru_RU"/>
         </w:rPr>
         <w:t xml:space="preserve"> и в </w:t>
       </w:r>
-      <w:hyperlink r:id="rId23">
-        <w:r>
-          <w:rPr>
-            <w:lang w:val="ru_RU" w:bidi="ru_RU"/>
-          </w:rPr>
-          <w:rPr>
-            <w:color w:val="0000EE"/>
-            <w:u w:val="single"/>
-          </w:rPr>
-          <w:t>Послании к Филимону 1:2</w:t>
-        </w:r>
-      </w:hyperlink>
+      <w:r>
+        <w:rPr>
+          <w:lang w:val="ru_RU" w:bidi="ru_RU"/>
+        </w:rPr>
+        <w:t>Послании к Филимону 1:2</w:t>
+      </w:r>
       <w:r>
         <w:rPr>
           <w:lang w:val="ru_RU" w:bidi="ru_RU"/>
         </w:rPr>
         <w:t xml:space="preserve">. Группы христиан собирались либо в домах известных верующих, либо в других доступных для встреч помещениях (ср. </w:t>
       </w:r>
-      <w:hyperlink r:id="rId40">
-        <w:r>
-          <w:rPr>
-            <w:lang w:val="ru_RU" w:bidi="ru_RU"/>
-          </w:rPr>
-          <w:rPr>
-            <w:color w:val="0000EE"/>
-            <w:u w:val="single"/>
-          </w:rPr>
-          <w:t>Мф.26:16</w:t>
-        </w:r>
-      </w:hyperlink>
+      <w:r>
+        <w:rPr>
+          <w:lang w:val="ru_RU" w:bidi="ru_RU"/>
+        </w:rPr>
+        <w:t>Мф.26:16</w:t>
+      </w:r>
       <w:r>
         <w:rPr>
           <w:lang w:val="ru_RU" w:bidi="ru_RU"/>
         </w:rPr>
         <w:t xml:space="preserve">; </w:t>
       </w:r>
-      <w:hyperlink r:id="rId41">
-        <w:r>
-          <w:rPr>
-            <w:lang w:val="ru_RU" w:bidi="ru_RU"/>
-          </w:rPr>
-          <w:rPr>
-            <w:color w:val="0000EE"/>
-            <w:u w:val="single"/>
-          </w:rPr>
-          <w:t>Деян.12:12</w:t>
-        </w:r>
-      </w:hyperlink>
+      <w:r>
+        <w:rPr>
+          <w:lang w:val="ru_RU" w:bidi="ru_RU"/>
+        </w:rPr>
+        <w:t>Деян.12:12</w:t>
+      </w:r>
       <w:r>
         <w:rPr>
           <w:lang w:val="ru_RU" w:bidi="ru_RU"/>
         </w:rPr>
         <w:t xml:space="preserve">; </w:t>
       </w:r>
-      <w:hyperlink r:id="rId42">
-        <w:r>
-          <w:rPr>
-            <w:lang w:val="ru_RU" w:bidi="ru_RU"/>
-          </w:rPr>
-          <w:rPr>
-            <w:color w:val="0000EE"/>
-            <w:u w:val="single"/>
-          </w:rPr>
-          <w:t>1Кор.16:19</w:t>
-        </w:r>
-      </w:hyperlink>
+      <w:r>
+        <w:rPr>
+          <w:lang w:val="ru_RU" w:bidi="ru_RU"/>
+        </w:rPr>
+        <w:t>1Кор.16:19</w:t>
+      </w:r>
       <w:r>
         <w:rPr>
           <w:lang w:val="ru_RU" w:bidi="ru_RU"/>
         </w:rPr>
         <w:t xml:space="preserve">; </w:t>
       </w:r>
-      <w:hyperlink r:id="rId39">
-        <w:r>
-          <w:rPr>
-            <w:lang w:val="ru_RU" w:bidi="ru_RU"/>
-          </w:rPr>
-          <w:rPr>
-            <w:color w:val="0000EE"/>
-            <w:u w:val="single"/>
-          </w:rPr>
-          <w:t>Кол.4:15</w:t>
-        </w:r>
-      </w:hyperlink>
+      <w:r>
+        <w:rPr>
+          <w:lang w:val="ru_RU" w:bidi="ru_RU"/>
+        </w:rPr>
+        <w:t>Кол.4:15</w:t>
+      </w:r>
       <w:r>
         <w:rPr>
           <w:lang w:val="ru_RU" w:bidi="ru_RU"/>
         </w:rPr>
         <w:t xml:space="preserve">; </w:t>
       </w:r>
-      <w:hyperlink r:id="rId23">
-        <w:r>
-          <w:rPr>
-            <w:lang w:val="ru_RU" w:bidi="ru_RU"/>
-          </w:rPr>
-          <w:rPr>
-            <w:color w:val="0000EE"/>
-            <w:u w:val="single"/>
-          </w:rPr>
-          <w:t>Флм.1:2</w:t>
-        </w:r>
-      </w:hyperlink>
+      <w:r>
+        <w:rPr>
+          <w:lang w:val="ru_RU" w:bidi="ru_RU"/>
+        </w:rPr>
+        <w:t>Флм.1:2</w:t>
+      </w:r>
       <w:r>
         <w:rPr>
           <w:lang w:val="ru_RU" w:bidi="ru_RU"/>
         </w:rPr>
         <w:t xml:space="preserve">). Община в доме Прискиллы и Акилы является первой из пяти групп верующих в списке Павла, но это единственная группа, которая упоминается как церковь (см. </w:t>
       </w:r>
-      <w:hyperlink r:id="rId43">
-        <w:r>
-          <w:rPr>
-            <w:lang w:val="ru_RU" w:bidi="ru_RU"/>
-          </w:rPr>
-          <w:rPr>
-            <w:color w:val="0000EE"/>
-            <w:u w:val="single"/>
-          </w:rPr>
-          <w:t>Рим.16:5, 10–11, 14–15</w:t>
-        </w:r>
-      </w:hyperlink>
+      <w:r>
+        <w:rPr>
+          <w:lang w:val="ru_RU" w:bidi="ru_RU"/>
+        </w:rPr>
+        <w:t>Рим.16:5, 10–11, 14–15</w:t>
+      </w:r>
       <w:r>
         <w:rPr>
           <w:lang w:val="ru_RU" w:bidi="ru_RU"/>
         </w:rPr>
         <w:t xml:space="preserve">). Прискилла и Акила открыли двери своего дома для христианских собраний. Однако их церковь была лишь частью от общего числа христиан в Риме. Например, стихи </w:t>
       </w:r>
-      <w:hyperlink r:id="rId35">
-        <w:r>
-          <w:rPr>
-            <w:lang w:val="ru_RU" w:bidi="ru_RU"/>
-          </w:rPr>
-          <w:rPr>
-            <w:color w:val="0000EE"/>
-            <w:u w:val="single"/>
-          </w:rPr>
-          <w:t>10–11</w:t>
-        </w:r>
-      </w:hyperlink>
+      <w:r>
+        <w:rPr>
+          <w:lang w:val="ru_RU" w:bidi="ru_RU"/>
+        </w:rPr>
+        <w:t>10–11</w:t>
+      </w:r>
       <w:r>
         <w:rPr>
           <w:lang w:val="ru_RU" w:bidi="ru_RU"/>
         </w:rPr>
         <w:t xml:space="preserve"> и </w:t>
       </w:r>
-      <w:hyperlink r:id="rId34">
-        <w:r>
-          <w:rPr>
-            <w:lang w:val="ru_RU" w:bidi="ru_RU"/>
-          </w:rPr>
-          <w:rPr>
-            <w:color w:val="0000EE"/>
-            <w:u w:val="single"/>
-          </w:rPr>
-          <w:t>14–15</w:t>
-        </w:r>
-      </w:hyperlink>
+      <w:r>
+        <w:rPr>
+          <w:lang w:val="ru_RU" w:bidi="ru_RU"/>
+        </w:rPr>
+        <w:t>14–15</w:t>
+      </w:r>
       <w:r>
         <w:rPr>
           <w:lang w:val="ru_RU" w:bidi="ru_RU"/>
@@ -1188,54 +954,36 @@
         </w:rPr>
         <w:t xml:space="preserve">В этом отрывке мы снова видим Акилу и Прискиллу и снова обнаруживаем, что в их доме собралась церковь. Согласно Посланию к Римлянам, их домашняя церковь была, конечно же, в Риме. Однако, согласно 1 Коринфянам (написанному из Ефеса), их домашняя церковь находилась в Ефесе. Многие исследователи считают, что Акила и Прискилла уехали из Рима примерно в 49 году н. э., когда Клавдий издал указ, по которому евреи были изгнаны из Рима. Вполне возможно, что в то время они уже были христианами. Согласно </w:t>
       </w:r>
-      <w:hyperlink r:id="rId44">
-        <w:r>
-          <w:rPr>
-            <w:lang w:val="ru_RU" w:bidi="ru_RU"/>
-          </w:rPr>
-          <w:rPr>
-            <w:color w:val="0000EE"/>
-            <w:u w:val="single"/>
-          </w:rPr>
-          <w:t>Деян.18</w:t>
-        </w:r>
-      </w:hyperlink>
+      <w:r>
+        <w:rPr>
+          <w:lang w:val="ru_RU" w:bidi="ru_RU"/>
+        </w:rPr>
+        <w:t>Деян.18</w:t>
+      </w:r>
       <w:r>
         <w:rPr>
           <w:lang w:val="ru_RU" w:bidi="ru_RU"/>
         </w:rPr>
         <w:t xml:space="preserve">, они присоединились к Павлу в Коринфе (где они совместно трудились над изготовлением палаток), а затем отправились с ним в Ефес (около 51 г. н. э.), когда была основана церковь в Ефесе. Оттуда Павел продолжил свое второе миссионерское путешествие, а Акила и Прискилла остались в Ефесе. Вне всяких сомнений, церковь сначала собиралась у них дома. Через несколько лет Павел вернулся в Ефес и остался там на два года (около 53–54 гг. н. э.). За это время Евангелие, проповеданное Павлом, распространилось далеко за пределы Ефеса, служащего центром, по всей Малой Азии (см. </w:t>
       </w:r>
-      <w:hyperlink r:id="rId45">
-        <w:r>
-          <w:rPr>
-            <w:lang w:val="ru_RU" w:bidi="ru_RU"/>
-          </w:rPr>
-          <w:rPr>
-            <w:color w:val="0000EE"/>
-            <w:u w:val="single"/>
-          </w:rPr>
-          <w:t>Деян.19:8–10</w:t>
-        </w:r>
-      </w:hyperlink>
+      <w:r>
+        <w:rPr>
+          <w:lang w:val="ru_RU" w:bidi="ru_RU"/>
+        </w:rPr>
+        <w:t>Деян.19:8–10</w:t>
+      </w:r>
       <w:r>
         <w:rPr>
           <w:lang w:val="ru_RU" w:bidi="ru_RU"/>
         </w:rPr>
         <w:t xml:space="preserve">). По мере этого росла и сама церковь в Ефесе (см. ст. </w:t>
       </w:r>
-      <w:hyperlink r:id="rId46">
-        <w:r>
-          <w:rPr>
-            <w:lang w:val="ru_RU" w:bidi="ru_RU"/>
-          </w:rPr>
-          <w:rPr>
-            <w:color w:val="0000EE"/>
-            <w:u w:val="single"/>
-          </w:rPr>
-          <w:t>18–20</w:t>
-        </w:r>
-      </w:hyperlink>
+      <w:r>
+        <w:rPr>
+          <w:lang w:val="ru_RU" w:bidi="ru_RU"/>
+        </w:rPr>
+        <w:t>18–20</w:t>
+      </w:r>
       <w:r>
         <w:rPr>
           <w:lang w:val="ru_RU" w:bidi="ru_RU"/>
@@ -1256,36 +1004,24 @@
         </w:rPr>
         <w:t>Именно в эти годы Павел написал Послание к Коринфянам, в котором он упомянул приветствия от церквей в Азии, от Акилы и Прискиллы, от церкви, собирающейся у них дома, а также от всех братьев (</w:t>
       </w:r>
-      <w:hyperlink r:id="rId24">
-        <w:r>
-          <w:rPr>
-            <w:lang w:val="ru_RU" w:bidi="ru_RU"/>
-          </w:rPr>
-          <w:rPr>
-            <w:color w:val="0000EE"/>
-            <w:u w:val="single"/>
-          </w:rPr>
-          <w:t>1Кор.16:19–20</w:t>
-        </w:r>
-      </w:hyperlink>
+      <w:r>
+        <w:rPr>
+          <w:lang w:val="ru_RU" w:bidi="ru_RU"/>
+        </w:rPr>
+        <w:t>1Кор.16:19–20</w:t>
+      </w:r>
       <w:r>
         <w:rPr>
           <w:lang w:val="ru_RU" w:bidi="ru_RU"/>
         </w:rPr>
         <w:t xml:space="preserve">). Складывается впечатление, что Павел посылает приветствия от (1) всех церквей в Малой Азии, (2) от церкви в Ефесе (эквивалент «всех братьев») и (3) от тех верующих, которые собирались дома у Акилы и Прискиллы. Трудно представить, что все святые Ефеса собирались дома у Акилы и Прискиллы. Возможно, церковь начиналась с таких собраний, но по мере роста росло и число домашних церквей. В других частях Нового Завета (а именно Первое послание к Тимофею, которое было написано Павлом около 64 года н. э., когда Тимофей возглавлял церковь в Ефесе) мы обнаруживаем, что в Ефесе, скорее всего, было несколько домашних церквей, потому мы видим, что святых, к которым обращается Павел, было достаточно много (см. </w:t>
       </w:r>
-      <w:hyperlink r:id="rId47">
-        <w:r>
-          <w:rPr>
-            <w:lang w:val="ru_RU" w:bidi="ru_RU"/>
-          </w:rPr>
-          <w:rPr>
-            <w:color w:val="0000EE"/>
-            <w:u w:val="single"/>
-          </w:rPr>
-          <w:t>1Тим.5–6</w:t>
-        </w:r>
-      </w:hyperlink>
+      <w:r>
+        <w:rPr>
+          <w:lang w:val="ru_RU" w:bidi="ru_RU"/>
+        </w:rPr>
+        <w:t>1Тим.5–6</w:t>
+      </w:r>
       <w:r>
         <w:rPr>
           <w:lang w:val="ru_RU" w:bidi="ru_RU"/>
@@ -1330,36 +1066,24 @@
         </w:rPr>
         <w:t xml:space="preserve">В этом разделе мы опять встречаемся с церковью, которая собиралась в доме, но теперь уже у человека по имени Нимфан. В своём заключительном обращении к церкви в Колоссах Павел просит верующих передать его приветствия (1) братьям, находящимся в Лаодикии, (2) лично Нимфану и (3) церкви в доме Нимфана. Согласно структуре </w:t>
       </w:r>
-      <w:hyperlink r:id="rId39">
-        <w:r>
-          <w:rPr>
-            <w:lang w:val="ru_RU" w:bidi="ru_RU"/>
-          </w:rPr>
-          <w:rPr>
-            <w:color w:val="0000EE"/>
-            <w:u w:val="single"/>
-          </w:rPr>
-          <w:t>Послания к Колоссянам 4:15</w:t>
-        </w:r>
-      </w:hyperlink>
+      <w:r>
+        <w:rPr>
+          <w:lang w:val="ru_RU" w:bidi="ru_RU"/>
+        </w:rPr>
+        <w:t>Послания к Колоссянам 4:15</w:t>
+      </w:r>
       <w:r>
         <w:rPr>
           <w:lang w:val="ru_RU" w:bidi="ru_RU"/>
         </w:rPr>
         <w:t xml:space="preserve"> очевидно, что первое приветствие передаётся всем верующим в Лаодикии, которые составляли церковь в Лаодикии (в </w:t>
       </w:r>
-      <w:hyperlink r:id="rId48">
-        <w:r>
-          <w:rPr>
-            <w:lang w:val="ru_RU" w:bidi="ru_RU"/>
-          </w:rPr>
-          <w:rPr>
-            <w:color w:val="0000EE"/>
-            <w:u w:val="single"/>
-          </w:rPr>
-          <w:t>Кол.4:16</w:t>
-        </w:r>
-      </w:hyperlink>
+      <w:r>
+        <w:rPr>
+          <w:lang w:val="ru_RU" w:bidi="ru_RU"/>
+        </w:rPr>
+        <w:t>Кол.4:16</w:t>
+      </w:r>
       <w:r>
         <w:rPr>
           <w:lang w:val="ru_RU" w:bidi="ru_RU"/>
@@ -1431,36 +1155,24 @@
         </w:rPr>
         <w:t xml:space="preserve">Это последний из отрывков Нового Завета, в котором мы встречаем домашнюю церковь. Павел написал короткое послание Филимону, старейшине церкви в Колоссах, ходатайствуя о беглом рабе Филимона Онисиме, которого Павел обратил ко Христу. Во вступлении к этому короткому посланию Павел передает приветствия Филимону, Апфии, Архиппу и церкви, собирающейся в доме Филимона. Важно отметить, что Павел не посылает приветствия всем святым в Колоссах и домашней церкви в доме Филимона (как он это делал в </w:t>
       </w:r>
-      <w:hyperlink r:id="rId24">
-        <w:r>
-          <w:rPr>
-            <w:lang w:val="ru_RU" w:bidi="ru_RU"/>
-          </w:rPr>
-          <w:rPr>
-            <w:color w:val="0000EE"/>
-            <w:u w:val="single"/>
-          </w:rPr>
-          <w:t>1Кор.16:19–20</w:t>
-        </w:r>
-      </w:hyperlink>
+      <w:r>
+        <w:rPr>
+          <w:lang w:val="ru_RU" w:bidi="ru_RU"/>
+        </w:rPr>
+        <w:t>1Кор.16:19–20</w:t>
+      </w:r>
       <w:r>
         <w:rPr>
           <w:lang w:val="ru_RU" w:bidi="ru_RU"/>
         </w:rPr>
         <w:t xml:space="preserve"> и </w:t>
       </w:r>
-      <w:hyperlink r:id="rId39">
-        <w:r>
-          <w:rPr>
-            <w:lang w:val="ru_RU" w:bidi="ru_RU"/>
-          </w:rPr>
-          <w:rPr>
-            <w:color w:val="0000EE"/>
-            <w:u w:val="single"/>
-          </w:rPr>
-          <w:t>Кол.4:15</w:t>
-        </w:r>
-      </w:hyperlink>
+      <w:r>
+        <w:rPr>
+          <w:lang w:val="ru_RU" w:bidi="ru_RU"/>
+        </w:rPr>
+        <w:t>Кол.4:15</w:t>
+      </w:r>
       <w:r>
         <w:rPr>
           <w:lang w:val="ru_RU" w:bidi="ru_RU"/>
@@ -1492,108 +1204,72 @@
         </w:rPr>
         <w:t xml:space="preserve">Когда церковь впервые появилась в Иерусалиме, люди собирались для общения и поклонения в домах верующих. В книге </w:t>
       </w:r>
-      <w:hyperlink r:id="rId49">
-        <w:r>
-          <w:rPr>
-            <w:lang w:val="ru_RU" w:bidi="ru_RU"/>
-          </w:rPr>
-          <w:rPr>
-            <w:color w:val="0000EE"/>
-            <w:u w:val="single"/>
-          </w:rPr>
-          <w:t>Деяния 2:42–47</w:t>
-        </w:r>
-      </w:hyperlink>
+      <w:r>
+        <w:rPr>
+          <w:lang w:val="ru_RU" w:bidi="ru_RU"/>
+        </w:rPr>
+        <w:t>Деяния 2:42–47</w:t>
+      </w:r>
       <w:r>
         <w:rPr>
           <w:lang w:val="ru_RU" w:bidi="ru_RU"/>
         </w:rPr>
         <w:t xml:space="preserve"> говорится, что первые христиане собирались по домам, чтобы слушать учение апостолов и принимать причастие (которое называли «преломлением хлеба»). Во время таких собраний христиане ели вместе, поэтому их собрания часто назывались Вечерями любви (</w:t>
       </w:r>
-      <w:hyperlink r:id="rId50">
-        <w:r>
-          <w:rPr>
-            <w:lang w:val="ru_RU" w:bidi="ru_RU"/>
-          </w:rPr>
-          <w:rPr>
-            <w:color w:val="0000EE"/>
-            <w:u w:val="single"/>
-          </w:rPr>
-          <w:t>2Пет.2:13</w:t>
-        </w:r>
-      </w:hyperlink>
+      <w:r>
+        <w:rPr>
+          <w:lang w:val="ru_RU" w:bidi="ru_RU"/>
+        </w:rPr>
+        <w:t>2Пет.2:13</w:t>
+      </w:r>
       <w:r>
         <w:rPr>
           <w:lang w:val="ru_RU" w:bidi="ru_RU"/>
         </w:rPr>
         <w:t xml:space="preserve">; </w:t>
       </w:r>
-      <w:hyperlink r:id="rId51">
-        <w:r>
-          <w:rPr>
-            <w:lang w:val="ru_RU" w:bidi="ru_RU"/>
-          </w:rPr>
-          <w:rPr>
-            <w:color w:val="0000EE"/>
-            <w:u w:val="single"/>
-          </w:rPr>
-          <w:t>Иуд.1:12</w:t>
-        </w:r>
-      </w:hyperlink>
+      <w:r>
+        <w:rPr>
+          <w:lang w:val="ru_RU" w:bidi="ru_RU"/>
+        </w:rPr>
+        <w:t>Иуд.1:12</w:t>
+      </w:r>
       <w:r>
         <w:rPr>
           <w:lang w:val="ru_RU" w:bidi="ru_RU"/>
         </w:rPr>
         <w:t xml:space="preserve">). На этих собраниях христиане читали Писание, пели гимны и псалмы, и радостно восхваляли Господа (см. </w:t>
       </w:r>
-      <w:hyperlink r:id="rId52">
-        <w:r>
-          <w:rPr>
-            <w:lang w:val="ru_RU" w:bidi="ru_RU"/>
-          </w:rPr>
-          <w:rPr>
-            <w:color w:val="0000EE"/>
-            <w:u w:val="single"/>
-          </w:rPr>
-          <w:t>Еф.5:18–20</w:t>
-        </w:r>
-      </w:hyperlink>
+      <w:r>
+        <w:rPr>
+          <w:lang w:val="ru_RU" w:bidi="ru_RU"/>
+        </w:rPr>
+        <w:t>Еф.5:18–20</w:t>
+      </w:r>
       <w:r>
         <w:rPr>
           <w:lang w:val="ru_RU" w:bidi="ru_RU"/>
         </w:rPr>
         <w:t xml:space="preserve">; </w:t>
       </w:r>
-      <w:hyperlink r:id="rId53">
-        <w:r>
-          <w:rPr>
-            <w:lang w:val="ru_RU" w:bidi="ru_RU"/>
-          </w:rPr>
-          <w:rPr>
-            <w:color w:val="0000EE"/>
-            <w:u w:val="single"/>
-          </w:rPr>
-          <w:t>Кол.3:16–17</w:t>
-        </w:r>
-      </w:hyperlink>
+      <w:r>
+        <w:rPr>
+          <w:lang w:val="ru_RU" w:bidi="ru_RU"/>
+        </w:rPr>
+        <w:t>Кол.3:16–17</w:t>
+      </w:r>
       <w:r>
         <w:rPr>
           <w:lang w:val="ru_RU" w:bidi="ru_RU"/>
         </w:rPr>
         <w:t>). Христиане также собирались по домам для молитвы (</w:t>
       </w:r>
-      <w:hyperlink r:id="rId41">
-        <w:r>
-          <w:rPr>
-            <w:lang w:val="ru_RU" w:bidi="ru_RU"/>
-          </w:rPr>
-          <w:rPr>
-            <w:color w:val="0000EE"/>
-            <w:u w:val="single"/>
-          </w:rPr>
-          <w:t>Деян.12:12</w:t>
-        </w:r>
-      </w:hyperlink>
+      <w:r>
+        <w:rPr>
+          <w:lang w:val="ru_RU" w:bidi="ru_RU"/>
+        </w:rPr>
+        <w:t>Деян.12:12</w:t>
+      </w:r>
       <w:r>
         <w:rPr>
           <w:lang w:val="ru_RU" w:bidi="ru_RU"/>
@@ -1627,72 +1303,48 @@
         </w:rPr>
         <w:t xml:space="preserve">, все верующие собирались вместе в одном месте по особым случаям. Писание говорит, что они собирались, чтобы послушать послание от апостолов, которое читали вслух (см. </w:t>
       </w:r>
-      <w:hyperlink r:id="rId54">
-        <w:r>
-          <w:rPr>
-            <w:lang w:val="ru_RU" w:bidi="ru_RU"/>
-          </w:rPr>
-          <w:rPr>
-            <w:color w:val="0000EE"/>
-            <w:u w:val="single"/>
-          </w:rPr>
-          <w:t>Деян.15:30</w:t>
-        </w:r>
-      </w:hyperlink>
+      <w:r>
+        <w:rPr>
+          <w:lang w:val="ru_RU" w:bidi="ru_RU"/>
+        </w:rPr>
+        <w:t>Деян.15:30</w:t>
+      </w:r>
       <w:r>
         <w:rPr>
           <w:lang w:val="ru_RU" w:bidi="ru_RU"/>
         </w:rPr>
         <w:t xml:space="preserve">; </w:t>
       </w:r>
-      <w:hyperlink r:id="rId48">
-        <w:r>
-          <w:rPr>
-            <w:lang w:val="ru_RU" w:bidi="ru_RU"/>
-          </w:rPr>
-          <w:rPr>
-            <w:color w:val="0000EE"/>
-            <w:u w:val="single"/>
-          </w:rPr>
-          <w:t>Кол.4:16</w:t>
-        </w:r>
-      </w:hyperlink>
+      <w:r>
+        <w:rPr>
+          <w:lang w:val="ru_RU" w:bidi="ru_RU"/>
+        </w:rPr>
+        <w:t>Кол.4:16</w:t>
+      </w:r>
       <w:r>
         <w:rPr>
           <w:lang w:val="ru_RU" w:bidi="ru_RU"/>
         </w:rPr>
         <w:t xml:space="preserve">). Из Нового Завета мы можем предположить, что все христиане в городе собирались вместе один раз в неделю в воскресенье, которое называлось Днём Господним. В Первом послании к Коринфянам говорится, что все верующие со всего города собирались вместе для совместного поклонения. Это мы знаем из того, что Павел говорит о таком общем собрании в </w:t>
       </w:r>
-      <w:hyperlink r:id="rId55">
-        <w:r>
-          <w:rPr>
-            <w:lang w:val="ru_RU" w:bidi="ru_RU"/>
-          </w:rPr>
-          <w:rPr>
-            <w:color w:val="0000EE"/>
-            <w:u w:val="single"/>
-          </w:rPr>
-          <w:t>11:20</w:t>
-        </w:r>
-      </w:hyperlink>
+      <w:r>
+        <w:rPr>
+          <w:lang w:val="ru_RU" w:bidi="ru_RU"/>
+        </w:rPr>
+        <w:t>11:20</w:t>
+      </w:r>
       <w:r>
         <w:rPr>
           <w:lang w:val="ru_RU" w:bidi="ru_RU"/>
         </w:rPr>
         <w:t xml:space="preserve">, а в </w:t>
       </w:r>
-      <w:hyperlink r:id="rId56">
-        <w:r>
-          <w:rPr>
-            <w:lang w:val="ru_RU" w:bidi="ru_RU"/>
-          </w:rPr>
-          <w:rPr>
-            <w:color w:val="0000EE"/>
-            <w:u w:val="single"/>
-          </w:rPr>
-          <w:t>14:23</w:t>
-        </w:r>
-      </w:hyperlink>
+      <w:r>
+        <w:rPr>
+          <w:lang w:val="ru_RU" w:bidi="ru_RU"/>
+        </w:rPr>
+        <w:t>14:23</w:t>
+      </w:r>
       <w:r>
         <w:rPr>
           <w:lang w:val="ru_RU" w:bidi="ru_RU"/>
@@ -1713,36 +1365,24 @@
         </w:rPr>
         <w:t>Павел написал своё послание для того, чтобы исправить поведение коринфян во время празднования Вечери (</w:t>
       </w:r>
-      <w:hyperlink r:id="rId57">
-        <w:r>
-          <w:rPr>
-            <w:lang w:val="ru_RU" w:bidi="ru_RU"/>
-          </w:rPr>
-          <w:rPr>
-            <w:color w:val="0000EE"/>
-            <w:u w:val="single"/>
-          </w:rPr>
-          <w:t>1Кор.11:17–34</w:t>
-        </w:r>
-      </w:hyperlink>
+      <w:r>
+        <w:rPr>
+          <w:lang w:val="ru_RU" w:bidi="ru_RU"/>
+        </w:rPr>
+        <w:t>1Кор.11:17–34</w:t>
+      </w:r>
       <w:r>
         <w:rPr>
           <w:lang w:val="ru_RU" w:bidi="ru_RU"/>
         </w:rPr>
         <w:t xml:space="preserve">) и откорректировать их практику пользования духовными дарами во время церковных собраний (гл. </w:t>
       </w:r>
-      <w:hyperlink r:id="rId58">
-        <w:r>
-          <w:rPr>
-            <w:lang w:val="ru_RU" w:bidi="ru_RU"/>
-          </w:rPr>
-          <w:rPr>
-            <w:color w:val="0000EE"/>
-            <w:u w:val="single"/>
-          </w:rPr>
-          <w:t>14</w:t>
-        </w:r>
-      </w:hyperlink>
+      <w:r>
+        <w:rPr>
+          <w:lang w:val="ru_RU" w:bidi="ru_RU"/>
+        </w:rPr>
+        <w:t>14</w:t>
+      </w:r>
       <w:r>
         <w:rPr>
           <w:lang w:val="ru_RU" w:bidi="ru_RU"/>
@@ -1763,18 +1403,12 @@
         </w:rPr>
         <w:t xml:space="preserve">Согласно описанию Павла в </w:t>
       </w:r>
-      <w:hyperlink r:id="rId58">
-        <w:r>
-          <w:rPr>
-            <w:lang w:val="ru_RU" w:bidi="ru_RU"/>
-          </w:rPr>
-          <w:rPr>
-            <w:color w:val="0000EE"/>
-            <w:u w:val="single"/>
-          </w:rPr>
-          <w:t>14</w:t>
-        </w:r>
-      </w:hyperlink>
+      <w:r>
+        <w:rPr>
+          <w:lang w:val="ru_RU" w:bidi="ru_RU"/>
+        </w:rPr>
+        <w:t>14</w:t>
+      </w:r>
       <w:r>
         <w:rPr>
           <w:lang w:val="ru_RU" w:bidi="ru_RU"/>
